--- a/demo/Ringfence_Video_Script_Short.docx
+++ b/demo/Ringfence_Video_Script_Short.docx
@@ -24,7 +24,20 @@
           <w:color w:val="B31B1B"/>
           <w:sz w:val="20"/>
         </w:rPr>
-        <w:t>Grey = do, never read.   Alt+Tab twice: out at 3:35, back at 3:55.   796 words, 4:49.   End by 5:00.</w:t>
+        <w:t>Grey = do, never read.   Alt+Tab twice: out at 3:35, back at 3:55.   795 words, 4:49.   End by 5:00.</w:t>
+      </w:r>
+    </w:p>
+    <w:p>
+      <w:pPr>
+        <w:spacing w:after="80"/>
+      </w:pPr>
+      <w:r>
+        <w:rPr>
+          <w:b/>
+          <w:color w:val="B31B1B"/>
+          <w:sz w:val="20"/>
+        </w:rPr>
+        <w:t>BETWEEN TAKES: .\run.ps1 reset-demo  then restart the dashboard. The 2:45 click writes to a real database — without a reset the next take shows the after-numbers before you press anything.</w:t>
       </w:r>
     </w:p>
     <w:p>
